--- a/docs/source/simpleHTMLGUI/simpleHTMLGUI.docx
+++ b/docs/source/simpleHTMLGUI/simpleHTMLGUI.docx
@@ -1,6 +1,6 @@
 
 <file path=word/document.xml><?xml version="1.0" encoding="utf-8"?>
-<w:document xmlns:wpc="http://schemas.microsoft.com/office/word/2010/wordprocessingCanvas" xmlns:cx="http://schemas.microsoft.com/office/drawing/2014/chartex" xmlns:cx1="http://schemas.microsoft.com/office/drawing/2015/9/8/chartex" xmlns:cx2="http://schemas.microsoft.com/office/drawing/2015/10/21/chartex" xmlns:cx3="http://schemas.microsoft.com/office/drawing/2016/5/9/chartex" xmlns:cx4="http://schemas.microsoft.com/office/drawing/2016/5/10/chartex" xmlns:cx5="http://schemas.microsoft.com/office/drawing/2016/5/11/chartex" xmlns:cx6="http://schemas.microsoft.com/office/drawing/2016/5/12/chartex" xmlns:cx7="http://schemas.microsoft.com/office/drawing/2016/5/13/chartex" xmlns:cx8="http://schemas.microsoft.com/office/drawing/2016/5/14/chartex" xmlns:mc="http://schemas.openxmlformats.org/markup-compatibility/2006" xmlns:aink="http://schemas.microsoft.com/office/drawing/2016/ink" xmlns:am3d="http://schemas.microsoft.com/office/drawing/2017/model3d" xmlns:o="urn:schemas-microsoft-com:office:office" xmlns:oel="http://schemas.microsoft.com/office/2019/extlst" xmlns:r="http://schemas.openxmlformats.org/officeDocument/2006/relationships" xmlns:m="http://schemas.openxmlformats.org/officeDocument/2006/math" xmlns:v="urn:schemas-microsoft-com:vml" xmlns:wp14="http://schemas.microsoft.com/office/word/2010/wordprocessingDrawing" xmlns:wp="http://schemas.openxmlformats.org/drawingml/2006/wordprocessingDrawing" xmlns:w10="urn:schemas-microsoft-com:office:word" xmlns:w="http://schemas.openxmlformats.org/wordprocessingml/2006/main" xmlns:w14="http://schemas.microsoft.com/office/word/2010/wordml" xmlns:w15="http://schemas.microsoft.com/office/word/2012/wordml" xmlns:w16cex="http://schemas.microsoft.com/office/word/2018/wordml/cex" xmlns:w16cid="http://schemas.microsoft.com/office/word/2016/wordml/cid" xmlns:w16="http://schemas.microsoft.com/office/word/2018/wordml" xmlns:w16du="http://schemas.microsoft.com/office/word/2023/wordml/word16du" xmlns:w16sdtdh="http://schemas.microsoft.com/office/word/2020/wordml/sdtdatahash" xmlns:w16sdtfl="http://schemas.microsoft.com/office/word/2024/wordml/sdtformatlock" xmlns:w16se="http://schemas.microsoft.com/office/word/2015/wordml/symex" xmlns:wpg="http://schemas.microsoft.com/office/word/2010/wordprocessingGroup" xmlns:wpi="http://schemas.microsoft.com/office/word/2010/wordprocessingInk" xmlns:wne="http://schemas.microsoft.com/office/word/2006/wordml" xmlns:wps="http://schemas.microsoft.com/office/word/2010/wordprocessingShape" mc:Ignorable="w14 w15 w16se w16cid w16 w16cex w16sdtdh w16sdtfl w16du wp14">
+<w:document xmlns:wpc="http://schemas.microsoft.com/office/word/2010/wordprocessingCanvas" xmlns:cx="http://schemas.microsoft.com/office/drawing/2014/chartex" xmlns:cx1="http://schemas.microsoft.com/office/drawing/2015/9/8/chartex" xmlns:cx2="http://schemas.microsoft.com/office/drawing/2015/10/21/chartex" xmlns:cx3="http://schemas.microsoft.com/office/drawing/2016/5/9/chartex" xmlns:cx4="http://schemas.microsoft.com/office/drawing/2016/5/10/chartex" xmlns:cx5="http://schemas.microsoft.com/office/drawing/2016/5/11/chartex" xmlns:cx6="http://schemas.microsoft.com/office/drawing/2016/5/12/chartex" xmlns:cx7="http://schemas.microsoft.com/office/drawing/2016/5/13/chartex" xmlns:cx8="http://schemas.microsoft.com/office/drawing/2016/5/14/chartex" xmlns:mc="http://schemas.openxmlformats.org/markup-compatibility/2006" xmlns:m="http://schemas.openxmlformats.org/officeDocument/2006/math" xmlns:aink="http://schemas.microsoft.com/office/drawing/2016/ink" xmlns:am3d="http://schemas.microsoft.com/office/drawing/2017/model3d" xmlns:oel="http://schemas.microsoft.com/office/2019/extlst" xmlns:r="http://schemas.openxmlformats.org/officeDocument/2006/relationships" xmlns:wp14="http://schemas.microsoft.com/office/word/2010/wordprocessingDrawing" xmlns:wp="http://schemas.openxmlformats.org/drawingml/2006/wordprocessingDrawing" xmlns:wpg="http://schemas.microsoft.com/office/word/2010/wordprocessingGroup" xmlns:wpi="http://schemas.microsoft.com/office/word/2010/wordprocessingInk" xmlns:wps="http://schemas.microsoft.com/office/word/2010/wordprocessingShape" xmlns:o="urn:schemas-microsoft-com:office:office" xmlns:v="urn:schemas-microsoft-com:vml" xmlns:w10="urn:schemas-microsoft-com:office:word" xmlns:w="http://schemas.openxmlformats.org/wordprocessingml/2006/main" xmlns:w14="http://schemas.microsoft.com/office/word/2010/wordml" xmlns:w15="http://schemas.microsoft.com/office/word/2012/wordml" xmlns:w16cei="http://schemas.microsoft.com/office/word/2026/wordml/cei" xmlns:w16cex="http://schemas.microsoft.com/office/word/2018/wordml/cex" xmlns:w16cid="http://schemas.microsoft.com/office/word/2016/wordml/cid" xmlns:w16="http://schemas.microsoft.com/office/word/2018/wordml" xmlns:w16sdtdh="http://schemas.microsoft.com/office/word/2020/wordml/sdtdatahash" xmlns:w16sdtfl="http://schemas.microsoft.com/office/word/2024/wordml/sdtformatlock" xmlns:w16se="http://schemas.microsoft.com/office/word/2015/wordml/symex" xmlns:w16du="http://schemas.microsoft.com/office/word/2023/wordml/word16du" xmlns:wne="http://schemas.microsoft.com/office/word/2006/wordml" mc:Ignorable="w14 w15 w16se w16cid w16 w16cex w16sdtdh w16sdtfl w16du wp14">
   <w:body>
     <w:p>
       <w:pPr>
@@ -38,32 +38,60 @@
     <w:p>
       <w:pPr>
         <w:pStyle w:val="NormalWeb"/>
-      </w:pPr>
-      <w:r>
+        <w:rPr>
+          <w:rFonts w:ascii="Aptos" w:hAnsi="Aptos"/>
+        </w:rPr>
+      </w:pPr>
+      <w:r>
+        <w:rPr>
+          <w:rFonts w:ascii="Aptos" w:hAnsi="Aptos"/>
+        </w:rPr>
         <w:t xml:space="preserve">The </w:t>
       </w:r>
       <w:proofErr w:type="spellStart"/>
       <w:r>
-        <w:t>simplePREDICT</w:t>
+        <w:rPr>
+          <w:rFonts w:ascii="Aptos" w:hAnsi="Aptos"/>
+        </w:rPr>
+        <w:t>simple</w:t>
+      </w:r>
+      <w:r>
+        <w:rPr>
+          <w:rFonts w:ascii="Aptos" w:hAnsi="Aptos"/>
+        </w:rPr>
+        <w:t>VERIFY</w:t>
       </w:r>
       <w:proofErr w:type="spellEnd"/>
       <w:r>
+        <w:rPr>
+          <w:rFonts w:ascii="Aptos" w:hAnsi="Aptos"/>
+        </w:rPr>
         <w:t xml:space="preserve"> tools write the results of the prediction and assignment into a standalone html file. This file can be displayed in a browser window and is small enough to be sent via email to other users or included as supplementary information in a publication. To display properly, the browser must have access to the internet as it uses the d3.js library to display the interactive graph networks of the COSY and HMBC correlations over a static </w:t>
       </w:r>
-      <w:proofErr w:type="spellStart"/>
-      <w:r>
-        <w:t>svg</w:t>
-      </w:r>
-      <w:proofErr w:type="spellEnd"/>
-      <w:r>
+      <w:r>
+        <w:rPr>
+          <w:rFonts w:ascii="Aptos" w:hAnsi="Aptos"/>
+        </w:rPr>
+        <w:t>SVG</w:t>
+      </w:r>
+      <w:r>
+        <w:rPr>
+          <w:rFonts w:ascii="Aptos" w:hAnsi="Aptos"/>
+        </w:rPr>
         <w:t xml:space="preserve"> image of a molecular structure supplied by the user.</w:t>
       </w:r>
     </w:p>
     <w:p>
       <w:pPr>
         <w:pStyle w:val="NormalWeb"/>
-      </w:pPr>
-      <w:r>
+        <w:rPr>
+          <w:rFonts w:ascii="Aptos" w:hAnsi="Aptos"/>
+        </w:rPr>
+      </w:pPr>
+      <w:r>
+        <w:rPr>
+          <w:rFonts w:ascii="Aptos" w:hAnsi="Aptos"/>
+        </w:rPr>
         <w:t>In this note, the features of the html display will be outlined.</w:t>
       </w:r>
     </w:p>
@@ -130,14 +158,26 @@
     <w:p>
       <w:pPr>
         <w:pStyle w:val="NormalWeb"/>
-      </w:pPr>
-      <w:r>
+        <w:rPr>
+          <w:rFonts w:ascii="Aptos" w:hAnsi="Aptos"/>
+        </w:rPr>
+      </w:pPr>
+      <w:r>
+        <w:rPr>
+          <w:rFonts w:ascii="Aptos" w:hAnsi="Aptos"/>
+        </w:rPr>
         <w:t>Figure 1</w:t>
       </w:r>
       <w:r>
+        <w:rPr>
+          <w:rFonts w:ascii="Aptos" w:hAnsi="Aptos"/>
+        </w:rPr>
         <w:t>.</w:t>
       </w:r>
       <w:r>
+        <w:rPr>
+          <w:rFonts w:ascii="Aptos" w:hAnsi="Aptos"/>
+        </w:rPr>
         <w:t xml:space="preserve"> HTML output of a predicted and assigned ibuprofen example.</w:t>
       </w:r>
     </w:p>
@@ -152,8 +192,14 @@
     <w:p>
       <w:pPr>
         <w:pStyle w:val="NormalWeb"/>
-      </w:pPr>
-      <w:r>
+        <w:rPr>
+          <w:rFonts w:ascii="Aptos" w:hAnsi="Aptos"/>
+        </w:rPr>
+      </w:pPr>
+      <w:r>
+        <w:rPr>
+          <w:rFonts w:ascii="Aptos" w:hAnsi="Aptos"/>
+        </w:rPr>
         <w:t>The main features of the interface will be described below.</w:t>
       </w:r>
     </w:p>
@@ -168,8 +214,14 @@
     <w:p>
       <w:pPr>
         <w:pStyle w:val="NormalWeb"/>
-      </w:pPr>
-      <w:r>
+        <w:rPr>
+          <w:rFonts w:ascii="Aptos" w:hAnsi="Aptos"/>
+        </w:rPr>
+      </w:pPr>
+      <w:r>
+        <w:rPr>
+          <w:rFonts w:ascii="Aptos" w:hAnsi="Aptos"/>
+        </w:rPr>
         <w:t>The GUI includes a background image of a 2-D representation of the molecular structure.</w:t>
       </w:r>
     </w:p>
@@ -178,14 +230,21 @@
         <w:pStyle w:val="Heading3"/>
       </w:pPr>
       <w:r>
+        <w:lastRenderedPageBreak/>
         <w:t>Carbon nodes</w:t>
       </w:r>
     </w:p>
     <w:p>
       <w:pPr>
         <w:pStyle w:val="NormalWeb"/>
-      </w:pPr>
-      <w:r>
+        <w:rPr>
+          <w:rFonts w:ascii="Aptos" w:hAnsi="Aptos"/>
+        </w:rPr>
+      </w:pPr>
+      <w:r>
+        <w:rPr>
+          <w:rFonts w:ascii="Aptos" w:hAnsi="Aptos"/>
+        </w:rPr>
         <w:t>Nodes are placed overlaying the background image to represent the NMR distinct carbon atoms.</w:t>
       </w:r>
     </w:p>
@@ -196,27 +255,40 @@
           <w:ilvl w:val="0"/>
           <w:numId w:val="3"/>
         </w:numPr>
-      </w:pPr>
-      <w:r>
-        <w:lastRenderedPageBreak/>
+        <w:rPr>
+          <w:rFonts w:ascii="Aptos" w:hAnsi="Aptos"/>
+        </w:rPr>
+      </w:pPr>
+      <w:r>
+        <w:rPr>
+          <w:rFonts w:ascii="Aptos" w:hAnsi="Aptos"/>
+        </w:rPr>
         <w:t>Each carbon atom node is colour coded to depict the number of protons attached to the carbon (CH</w:t>
       </w:r>
       <w:r>
         <w:rPr>
+          <w:rFonts w:ascii="Aptos" w:hAnsi="Aptos"/>
           <w:vertAlign w:val="subscript"/>
         </w:rPr>
         <w:t>3</w:t>
       </w:r>
       <w:r>
+        <w:rPr>
+          <w:rFonts w:ascii="Aptos" w:hAnsi="Aptos"/>
+        </w:rPr>
         <w:t>, CH</w:t>
       </w:r>
       <w:r>
         <w:rPr>
+          <w:rFonts w:ascii="Aptos" w:hAnsi="Aptos"/>
           <w:vertAlign w:val="subscript"/>
         </w:rPr>
         <w:t>2</w:t>
       </w:r>
       <w:r>
+        <w:rPr>
+          <w:rFonts w:ascii="Aptos" w:hAnsi="Aptos"/>
+        </w:rPr>
         <w:t>, CH, and C)</w:t>
       </w:r>
     </w:p>
@@ -227,8 +299,14 @@
           <w:ilvl w:val="0"/>
           <w:numId w:val="3"/>
         </w:numPr>
-      </w:pPr>
-      <w:r>
+        <w:rPr>
+          <w:rFonts w:ascii="Aptos" w:hAnsi="Aptos"/>
+        </w:rPr>
+      </w:pPr>
+      <w:r>
+        <w:rPr>
+          <w:rFonts w:ascii="Aptos" w:hAnsi="Aptos"/>
+        </w:rPr>
         <w:t>The experimental carbon chemical shift is written on top of each node together with the atom number derived from the MNOVA molecule display</w:t>
       </w:r>
     </w:p>
@@ -239,48 +317,84 @@
           <w:ilvl w:val="0"/>
           <w:numId w:val="3"/>
         </w:numPr>
-      </w:pPr>
-      <w:r>
+        <w:rPr>
+          <w:rFonts w:ascii="Aptos" w:hAnsi="Aptos"/>
+        </w:rPr>
+      </w:pPr>
+      <w:r>
+        <w:rPr>
+          <w:rFonts w:ascii="Aptos" w:hAnsi="Aptos"/>
+        </w:rPr>
         <w:t>The displayed atom number do</w:t>
       </w:r>
       <w:r>
+        <w:rPr>
+          <w:rFonts w:ascii="Aptos" w:hAnsi="Aptos"/>
+        </w:rPr>
         <w:t>es</w:t>
       </w:r>
       <w:r>
-        <w:t xml:space="preserve"> not necessarily correspond to the atom index in a mol file </w:t>
-      </w:r>
-      <w:r>
-        <w:t xml:space="preserve">representation of the </w:t>
+        <w:rPr>
+          <w:rFonts w:ascii="Aptos" w:hAnsi="Aptos"/>
+        </w:rPr>
+        <w:t xml:space="preserve"> not necessarily correspond to the atom index in a mol file representation of the </w:t>
       </w:r>
       <w:proofErr w:type="gramStart"/>
       <w:r>
+        <w:rPr>
+          <w:rFonts w:ascii="Aptos" w:hAnsi="Aptos"/>
+        </w:rPr>
         <w:t>molecule</w:t>
       </w:r>
       <w:r>
+        <w:rPr>
+          <w:rFonts w:ascii="Aptos" w:hAnsi="Aptos"/>
+        </w:rPr>
         <w:t>, but</w:t>
       </w:r>
       <w:proofErr w:type="gramEnd"/>
       <w:r>
+        <w:rPr>
+          <w:rFonts w:ascii="Aptos" w:hAnsi="Aptos"/>
+        </w:rPr>
         <w:t xml:space="preserve"> is linked to the mol file atom index by the program. The Displayed atom numbers are then able to be edited by the user in MNOVA or in the original program where it was </w:t>
       </w:r>
       <w:r>
+        <w:rPr>
+          <w:rFonts w:ascii="Aptos" w:hAnsi="Aptos"/>
+        </w:rPr>
         <w:t>created</w:t>
       </w:r>
       <w:r>
+        <w:rPr>
+          <w:rFonts w:ascii="Aptos" w:hAnsi="Aptos"/>
+        </w:rPr>
         <w:t>,</w:t>
       </w:r>
       <w:r>
+        <w:rPr>
+          <w:rFonts w:ascii="Aptos" w:hAnsi="Aptos"/>
+        </w:rPr>
         <w:t xml:space="preserve"> such as</w:t>
       </w:r>
       <w:r>
+        <w:rPr>
+          <w:rFonts w:ascii="Aptos" w:hAnsi="Aptos"/>
+        </w:rPr>
         <w:t xml:space="preserve"> </w:t>
       </w:r>
       <w:proofErr w:type="spellStart"/>
       <w:r>
+        <w:rPr>
+          <w:rFonts w:ascii="Aptos" w:hAnsi="Aptos"/>
+        </w:rPr>
         <w:t>ChemDraw</w:t>
       </w:r>
       <w:proofErr w:type="spellEnd"/>
       <w:r>
+        <w:rPr>
+          <w:rFonts w:ascii="Aptos" w:hAnsi="Aptos"/>
+        </w:rPr>
         <w:t>.</w:t>
       </w:r>
     </w:p>
@@ -291,14 +405,26 @@
           <w:ilvl w:val="0"/>
           <w:numId w:val="3"/>
         </w:numPr>
-      </w:pPr>
-      <w:r>
+        <w:rPr>
+          <w:rFonts w:ascii="Aptos" w:hAnsi="Aptos"/>
+        </w:rPr>
+      </w:pPr>
+      <w:r>
+        <w:rPr>
+          <w:rFonts w:ascii="Aptos" w:hAnsi="Aptos"/>
+        </w:rPr>
         <w:t>The nodes can be moved by the user if the user thinks that the predictions are not correct and a better arrangement of the carbon atoms is valid</w:t>
       </w:r>
       <w:r>
+        <w:rPr>
+          <w:rFonts w:ascii="Aptos" w:hAnsi="Aptos"/>
+        </w:rPr>
         <w:t xml:space="preserve"> (drag &amp; drop)</w:t>
       </w:r>
       <w:r>
+        <w:rPr>
+          <w:rFonts w:ascii="Aptos" w:hAnsi="Aptos"/>
+        </w:rPr>
         <w:t>.</w:t>
       </w:r>
     </w:p>
@@ -306,7 +432,7 @@
       <w:pPr>
         <w:spacing w:before="100" w:beforeAutospacing="1" w:after="100" w:afterAutospacing="1"/>
         <w:rPr>
-          <w:rFonts w:ascii="Times New Roman" w:eastAsia="Times New Roman" w:hAnsi="Times New Roman" w:cs="Times New Roman"/>
+          <w:rFonts w:ascii="Aptos" w:eastAsia="Times New Roman" w:hAnsi="Aptos" w:cs="Times New Roman"/>
           <w:kern w:val="0"/>
           <w:lang w:eastAsia="en-GB"/>
           <w14:ligatures w14:val="none"/>
@@ -314,7 +440,7 @@
       </w:pPr>
       <w:r>
         <w:rPr>
-          <w:rFonts w:ascii="Times New Roman" w:eastAsia="Times New Roman" w:hAnsi="Times New Roman" w:cs="Times New Roman"/>
+          <w:rFonts w:ascii="Aptos" w:eastAsia="Times New Roman" w:hAnsi="Aptos" w:cs="Times New Roman"/>
           <w:kern w:val="0"/>
           <w:lang w:eastAsia="en-GB"/>
           <w14:ligatures w14:val="none"/>
@@ -330,7 +456,7 @@
         </w:numPr>
         <w:spacing w:before="100" w:beforeAutospacing="1" w:after="100" w:afterAutospacing="1"/>
         <w:rPr>
-          <w:rFonts w:ascii="Times New Roman" w:eastAsia="Times New Roman" w:hAnsi="Times New Roman" w:cs="Times New Roman"/>
+          <w:rFonts w:ascii="Aptos" w:eastAsia="Times New Roman" w:hAnsi="Aptos" w:cs="Times New Roman"/>
           <w:kern w:val="0"/>
           <w:lang w:eastAsia="en-GB"/>
           <w14:ligatures w14:val="none"/>
@@ -338,7 +464,7 @@
       </w:pPr>
       <w:r>
         <w:rPr>
-          <w:rFonts w:ascii="Times New Roman" w:eastAsia="Times New Roman" w:hAnsi="Times New Roman" w:cs="Times New Roman"/>
+          <w:rFonts w:ascii="Aptos" w:eastAsia="Times New Roman" w:hAnsi="Aptos" w:cs="Times New Roman"/>
           <w:kern w:val="0"/>
           <w:lang w:eastAsia="en-GB"/>
           <w14:ligatures w14:val="none"/>
@@ -422,7 +548,7 @@
       <w:pPr>
         <w:spacing w:before="100" w:beforeAutospacing="1" w:after="100" w:afterAutospacing="1"/>
         <w:rPr>
-          <w:rFonts w:ascii="Times New Roman" w:eastAsia="Times New Roman" w:hAnsi="Times New Roman" w:cs="Times New Roman"/>
+          <w:rFonts w:ascii="Aptos" w:eastAsia="Times New Roman" w:hAnsi="Aptos" w:cs="Times New Roman"/>
           <w:kern w:val="0"/>
           <w:lang w:eastAsia="en-GB"/>
           <w14:ligatures w14:val="none"/>
@@ -430,7 +556,7 @@
       </w:pPr>
       <w:r>
         <w:rPr>
-          <w:rFonts w:ascii="Times New Roman" w:eastAsia="Times New Roman" w:hAnsi="Times New Roman" w:cs="Times New Roman"/>
+          <w:rFonts w:ascii="Aptos" w:eastAsia="Times New Roman" w:hAnsi="Aptos" w:cs="Times New Roman"/>
           <w:kern w:val="0"/>
           <w:lang w:eastAsia="en-GB"/>
           <w14:ligatures w14:val="none"/>
@@ -439,7 +565,7 @@
       </w:r>
       <w:r>
         <w:rPr>
-          <w:rFonts w:ascii="Times New Roman" w:eastAsia="Times New Roman" w:hAnsi="Times New Roman" w:cs="Times New Roman"/>
+          <w:rFonts w:ascii="Aptos" w:eastAsia="Times New Roman" w:hAnsi="Aptos" w:cs="Times New Roman"/>
           <w:kern w:val="0"/>
           <w:lang w:eastAsia="en-GB"/>
           <w14:ligatures w14:val="none"/>
@@ -448,7 +574,7 @@
       </w:r>
       <w:r>
         <w:rPr>
-          <w:rFonts w:ascii="Times New Roman" w:eastAsia="Times New Roman" w:hAnsi="Times New Roman" w:cs="Times New Roman"/>
+          <w:rFonts w:ascii="Aptos" w:eastAsia="Times New Roman" w:hAnsi="Aptos" w:cs="Times New Roman"/>
           <w:kern w:val="0"/>
           <w:lang w:eastAsia="en-GB"/>
           <w14:ligatures w14:val="none"/>
@@ -464,7 +590,7 @@
         </w:numPr>
         <w:spacing w:before="100" w:beforeAutospacing="1" w:after="100" w:afterAutospacing="1"/>
         <w:rPr>
-          <w:rFonts w:ascii="Times New Roman" w:eastAsia="Times New Roman" w:hAnsi="Times New Roman" w:cs="Times New Roman"/>
+          <w:rFonts w:ascii="Aptos" w:eastAsia="Times New Roman" w:hAnsi="Aptos" w:cs="Times New Roman"/>
           <w:kern w:val="0"/>
           <w:lang w:eastAsia="en-GB"/>
           <w14:ligatures w14:val="none"/>
@@ -472,7 +598,7 @@
       </w:pPr>
       <w:r>
         <w:rPr>
-          <w:rFonts w:ascii="Times New Roman" w:eastAsia="Times New Roman" w:hAnsi="Times New Roman" w:cs="Times New Roman"/>
+          <w:rFonts w:ascii="Aptos" w:eastAsia="Times New Roman" w:hAnsi="Aptos" w:cs="Times New Roman"/>
           <w:kern w:val="0"/>
           <w:lang w:eastAsia="en-GB"/>
           <w14:ligatures w14:val="none"/>
@@ -488,7 +614,7 @@
         </w:numPr>
         <w:spacing w:before="100" w:beforeAutospacing="1" w:after="100" w:afterAutospacing="1"/>
         <w:rPr>
-          <w:rFonts w:ascii="Times New Roman" w:eastAsia="Times New Roman" w:hAnsi="Times New Roman" w:cs="Times New Roman"/>
+          <w:rFonts w:ascii="Aptos" w:eastAsia="Times New Roman" w:hAnsi="Aptos" w:cs="Times New Roman"/>
           <w:kern w:val="0"/>
           <w:lang w:eastAsia="en-GB"/>
           <w14:ligatures w14:val="none"/>
@@ -496,7 +622,7 @@
       </w:pPr>
       <w:r>
         <w:rPr>
-          <w:rFonts w:ascii="Times New Roman" w:eastAsia="Times New Roman" w:hAnsi="Times New Roman" w:cs="Times New Roman"/>
+          <w:rFonts w:ascii="Aptos" w:eastAsia="Times New Roman" w:hAnsi="Aptos" w:cs="Times New Roman"/>
           <w:kern w:val="0"/>
           <w:lang w:eastAsia="en-GB"/>
           <w14:ligatures w14:val="none"/>
@@ -580,8 +706,14 @@
     <w:p>
       <w:pPr>
         <w:pStyle w:val="NormalWeb"/>
-      </w:pPr>
-      <w:r>
+        <w:rPr>
+          <w:rFonts w:ascii="Aptos" w:hAnsi="Aptos"/>
+        </w:rPr>
+      </w:pPr>
+      <w:r>
+        <w:rPr>
+          <w:rFonts w:ascii="Aptos" w:hAnsi="Aptos"/>
+        </w:rPr>
         <w:t>Figure 3 HMBC correlation network displayed on moving the cursor over carbon atom 8. Nodes in the HMBC correlation network are linked by grey lines. The node diameters of carbon atoms in the HMBC network are increased. Nodes that are not in the network are made less opaque and the annotations on the node are made invisible.</w:t>
       </w:r>
     </w:p>
@@ -592,26 +724,50 @@
           <w:ilvl w:val="0"/>
           <w:numId w:val="7"/>
         </w:numPr>
-      </w:pPr>
-      <w:r>
+        <w:rPr>
+          <w:rFonts w:ascii="Aptos" w:hAnsi="Aptos"/>
+        </w:rPr>
+      </w:pPr>
+      <w:r>
+        <w:rPr>
+          <w:rFonts w:ascii="Aptos" w:hAnsi="Aptos"/>
+        </w:rPr>
         <w:t xml:space="preserve">Further information is displayed </w:t>
       </w:r>
       <w:r>
+        <w:rPr>
+          <w:rFonts w:ascii="Aptos" w:hAnsi="Aptos"/>
+        </w:rPr>
         <w:t>by</w:t>
       </w:r>
       <w:r>
+        <w:rPr>
+          <w:rFonts w:ascii="Aptos" w:hAnsi="Aptos"/>
+        </w:rPr>
         <w:t xml:space="preserve"> hovering </w:t>
       </w:r>
       <w:r>
+        <w:rPr>
+          <w:rFonts w:ascii="Aptos" w:hAnsi="Aptos"/>
+        </w:rPr>
         <w:t xml:space="preserve">the mouse pointer </w:t>
       </w:r>
       <w:r>
+        <w:rPr>
+          <w:rFonts w:ascii="Aptos" w:hAnsi="Aptos"/>
+        </w:rPr>
         <w:t>over a carbon node. (see Figure 3)</w:t>
       </w:r>
       <w:r>
+        <w:rPr>
+          <w:rFonts w:ascii="Aptos" w:hAnsi="Aptos"/>
+        </w:rPr>
         <w:t xml:space="preserve">.  A box </w:t>
       </w:r>
       <w:r>
+        <w:rPr>
+          <w:rFonts w:ascii="Aptos" w:hAnsi="Aptos"/>
+        </w:rPr>
         <w:t>appears in the top left corner of the screen, containing:</w:t>
       </w:r>
     </w:p>
@@ -622,8 +778,14 @@
           <w:ilvl w:val="1"/>
           <w:numId w:val="7"/>
         </w:numPr>
-      </w:pPr>
-      <w:r>
+        <w:rPr>
+          <w:rFonts w:ascii="Aptos" w:hAnsi="Aptos"/>
+        </w:rPr>
+      </w:pPr>
+      <w:r>
+        <w:rPr>
+          <w:rFonts w:ascii="Aptos" w:hAnsi="Aptos"/>
+        </w:rPr>
         <w:t>The displayed atom number and the number of protons attached</w:t>
       </w:r>
     </w:p>
@@ -634,8 +796,14 @@
           <w:ilvl w:val="1"/>
           <w:numId w:val="7"/>
         </w:numPr>
-      </w:pPr>
-      <w:r>
+        <w:rPr>
+          <w:rFonts w:ascii="Aptos" w:hAnsi="Aptos"/>
+        </w:rPr>
+      </w:pPr>
+      <w:r>
+        <w:rPr>
+          <w:rFonts w:ascii="Aptos" w:hAnsi="Aptos"/>
+        </w:rPr>
         <w:t>The experimental and (predicted) carbon chemical shift.</w:t>
       </w:r>
     </w:p>
@@ -648,6 +816,9 @@
         </w:numPr>
       </w:pPr>
       <w:r>
+        <w:rPr>
+          <w:rFonts w:ascii="Aptos" w:hAnsi="Aptos"/>
+        </w:rPr>
         <w:t>The proton chemical shift of any attached protons to the carbon.</w:t>
       </w:r>
       <w:r>
@@ -661,11 +832,20 @@
           <w:ilvl w:val="0"/>
           <w:numId w:val="7"/>
         </w:numPr>
-      </w:pPr>
-      <w:r>
+        <w:rPr>
+          <w:rFonts w:ascii="Aptos" w:hAnsi="Aptos"/>
+        </w:rPr>
+      </w:pPr>
+      <w:r>
+        <w:rPr>
+          <w:rFonts w:ascii="Aptos" w:hAnsi="Aptos"/>
+        </w:rPr>
         <w:t xml:space="preserve">Hovering the </w:t>
       </w:r>
       <w:r>
+        <w:rPr>
+          <w:rFonts w:ascii="Aptos" w:hAnsi="Aptos"/>
+        </w:rPr>
         <w:t>mouse pointer over the “INFO” button brings up three additional pieces of information (see Figure 4).  These are:</w:t>
       </w:r>
     </w:p>
@@ -676,33 +856,67 @@
           <w:ilvl w:val="1"/>
           <w:numId w:val="7"/>
         </w:numPr>
-      </w:pPr>
-      <w:r>
+        <w:rPr>
+          <w:rFonts w:ascii="Aptos" w:hAnsi="Aptos"/>
+        </w:rPr>
+      </w:pPr>
+      <w:r>
+        <w:rPr>
+          <w:rFonts w:ascii="Aptos" w:hAnsi="Aptos"/>
+        </w:rPr>
         <w:t xml:space="preserve">Correlation Penalty </w:t>
       </w:r>
       <w:r>
+        <w:rPr>
+          <w:rFonts w:ascii="Aptos" w:hAnsi="Aptos"/>
+        </w:rPr>
         <w:t>– the Correlation Penalty is designed to provide a quick indication of how well the assignment accounts for the COSY and HMBC correlations.  The usual “rule of thumb” when using COSY and HMBC correlations to make assignments is to assume that the correlations only extend over two or three bonds.  Of course, in practice, correlations are found to sometimes extend over four bonds and (very occasionally) over more than four bonds.  A Correlation Penalty of zero means that no correlation extends over more tha</w:t>
       </w:r>
       <w:r>
+        <w:rPr>
+          <w:rFonts w:ascii="Aptos" w:hAnsi="Aptos"/>
+        </w:rPr>
         <w:t>n</w:t>
       </w:r>
       <w:r>
+        <w:rPr>
+          <w:rFonts w:ascii="Aptos" w:hAnsi="Aptos"/>
+        </w:rPr>
         <w:t xml:space="preserve"> three bonds.  Each correlation that extends over four bonds increases the Correlation Penalty by one.  </w:t>
       </w:r>
       <w:r>
+        <w:rPr>
+          <w:rFonts w:ascii="Aptos" w:hAnsi="Aptos"/>
+        </w:rPr>
         <w:t>A</w:t>
       </w:r>
       <w:r>
+        <w:rPr>
+          <w:rFonts w:ascii="Aptos" w:hAnsi="Aptos"/>
+        </w:rPr>
         <w:t xml:space="preserve"> Correlation Penalty of one or two (for example) indicates the presence of one or two four-bond correlations.  Longer correlations increase the Correlation Penalty significantly.  A five-bond correlation increases the Correlation Penalty by eight, while a six-bond correlation increases it by 27.</w:t>
       </w:r>
       <w:r>
-        <w:t xml:space="preserve">  Ideally, a correct assignment should have a low single digit (or zero) Correlation Penalty.  An assignment with a Correlation Penalty of eight or more should be regarded as highly questionable.</w:t>
+        <w:rPr>
+          <w:rFonts w:ascii="Aptos" w:hAnsi="Aptos"/>
+        </w:rPr>
+        <w:t xml:space="preserve">  Ideally, a correct assignment should have </w:t>
+      </w:r>
+      <w:r>
+        <w:rPr>
+          <w:rFonts w:ascii="Aptos" w:hAnsi="Aptos"/>
+        </w:rPr>
+        <w:lastRenderedPageBreak/>
+        <w:t>a low single digit (or zero) Correlation Penalty.  An assignment with a Correlation Penalty of eight or more should be regarded as highly questionable.</w:t>
       </w:r>
     </w:p>
     <w:p>
       <w:pPr>
         <w:pStyle w:val="NormalWeb"/>
         <w:ind w:left="1440"/>
+        <w:rPr>
+          <w:rFonts w:ascii="Aptos" w:hAnsi="Aptos"/>
+        </w:rPr>
       </w:pPr>
     </w:p>
     <w:p>
@@ -712,9 +926,14 @@
           <w:ilvl w:val="1"/>
           <w:numId w:val="7"/>
         </w:numPr>
-      </w:pPr>
-      <w:r>
-        <w:lastRenderedPageBreak/>
+        <w:rPr>
+          <w:rFonts w:ascii="Aptos" w:hAnsi="Aptos"/>
+        </w:rPr>
+      </w:pPr>
+      <w:r>
+        <w:rPr>
+          <w:rFonts w:ascii="Aptos" w:hAnsi="Aptos"/>
+        </w:rPr>
         <w:t>Mean Absolute Error (MAE) – the average (absolute) discrepancy between the predicted carbon shift and the observed carbon shift for each carbon atom.</w:t>
       </w:r>
     </w:p>
@@ -727,6 +946,9 @@
         </w:numPr>
       </w:pPr>
       <w:r>
+        <w:rPr>
+          <w:rFonts w:ascii="Aptos" w:hAnsi="Aptos"/>
+        </w:rPr>
         <w:t>Largest Absolute Error (LAE) - the largest (absolute) discrepancy between the predicted carbon shift and the observed carbon shift.  If the INFO button is clicked, the node with the largest absolute error is highlighted in red to make identification easier.</w:t>
       </w:r>
       <w:r>
@@ -784,6 +1006,11 @@
       </w:r>
       <w:r>
         <w:br/>
+      </w:r>
+      <w:r>
+        <w:rPr>
+          <w:rFonts w:ascii="Aptos" w:hAnsi="Aptos"/>
+        </w:rPr>
         <w:t>Figure 4. The additional information revealed by hovering the mouse pointer over the “INFO” button.</w:t>
       </w:r>
     </w:p>
@@ -803,16 +1030,28 @@
     <w:p>
       <w:pPr>
         <w:pStyle w:val="NormalWeb"/>
-      </w:pPr>
-      <w:r>
+        <w:rPr>
+          <w:rFonts w:ascii="Aptos" w:hAnsi="Aptos"/>
+        </w:rPr>
+      </w:pPr>
+      <w:r>
+        <w:rPr>
+          <w:rFonts w:ascii="Aptos" w:hAnsi="Aptos"/>
+        </w:rPr>
         <w:t xml:space="preserve">Since the image is an SVG image and the nodes and edges are displayed using the d3.js library, the display has </w:t>
       </w:r>
       <w:proofErr w:type="gramStart"/>
       <w:r>
+        <w:rPr>
+          <w:rFonts w:ascii="Aptos" w:hAnsi="Aptos"/>
+        </w:rPr>
         <w:t>a number of</w:t>
       </w:r>
       <w:proofErr w:type="gramEnd"/>
       <w:r>
+        <w:rPr>
+          <w:rFonts w:ascii="Aptos" w:hAnsi="Aptos"/>
+        </w:rPr>
         <w:t xml:space="preserve"> interactive features.</w:t>
       </w:r>
     </w:p>
@@ -823,8 +1062,14 @@
           <w:ilvl w:val="0"/>
           <w:numId w:val="8"/>
         </w:numPr>
-      </w:pPr>
-      <w:r>
+        <w:rPr>
+          <w:rFonts w:ascii="Aptos" w:hAnsi="Aptos"/>
+        </w:rPr>
+      </w:pPr>
+      <w:r>
+        <w:rPr>
+          <w:rFonts w:ascii="Aptos" w:hAnsi="Aptos"/>
+        </w:rPr>
         <w:t>The graphical display can be shrunk and expanded using the wheel on the mouse</w:t>
       </w:r>
     </w:p>
@@ -835,8 +1080,14 @@
           <w:ilvl w:val="0"/>
           <w:numId w:val="8"/>
         </w:numPr>
-      </w:pPr>
-      <w:r>
+        <w:rPr>
+          <w:rFonts w:ascii="Aptos" w:hAnsi="Aptos"/>
+        </w:rPr>
+      </w:pPr>
+      <w:r>
+        <w:rPr>
+          <w:rFonts w:ascii="Aptos" w:hAnsi="Aptos"/>
+        </w:rPr>
         <w:t>The image can be moved around the screen by clicking on a blank part of the screen, holding down the left mouse button, and moving the mouse to drag the image around the screen.</w:t>
       </w:r>
     </w:p>
@@ -847,24 +1098,42 @@
           <w:ilvl w:val="0"/>
           <w:numId w:val="8"/>
         </w:numPr>
-      </w:pPr>
-      <w:r>
+        <w:rPr>
+          <w:rFonts w:ascii="Aptos" w:hAnsi="Aptos"/>
+        </w:rPr>
+      </w:pPr>
+      <w:r>
+        <w:rPr>
+          <w:rFonts w:ascii="Aptos" w:hAnsi="Aptos"/>
+        </w:rPr>
         <w:t xml:space="preserve">The image can be rotated clockwise and </w:t>
       </w:r>
       <w:proofErr w:type="gramStart"/>
       <w:r>
+        <w:rPr>
+          <w:rFonts w:ascii="Aptos" w:hAnsi="Aptos"/>
+        </w:rPr>
         <w:t>anti-clockwise</w:t>
       </w:r>
       <w:proofErr w:type="gramEnd"/>
       <w:r>
+        <w:rPr>
+          <w:rFonts w:ascii="Aptos" w:hAnsi="Aptos"/>
+        </w:rPr>
         <w:t xml:space="preserve"> in </w:t>
       </w:r>
       <w:proofErr w:type="gramStart"/>
       <w:r>
+        <w:rPr>
+          <w:rFonts w:ascii="Aptos" w:hAnsi="Aptos"/>
+        </w:rPr>
         <w:t>10 degree</w:t>
       </w:r>
       <w:proofErr w:type="gramEnd"/>
       <w:r>
+        <w:rPr>
+          <w:rFonts w:ascii="Aptos" w:hAnsi="Aptos"/>
+        </w:rPr>
         <w:t xml:space="preserve"> steps by pressing the “R” and “L” keys. Holding the shift key down at the same time will rotate the image by 90 degrees.</w:t>
       </w:r>
     </w:p>
@@ -884,7 +1153,7 @@
 </file>
 
 <file path=word/numbering.xml><?xml version="1.0" encoding="utf-8"?>
-<w:numbering xmlns:wpc="http://schemas.microsoft.com/office/word/2010/wordprocessingCanvas" xmlns:cx="http://schemas.microsoft.com/office/drawing/2014/chartex" xmlns:cx1="http://schemas.microsoft.com/office/drawing/2015/9/8/chartex" xmlns:cx2="http://schemas.microsoft.com/office/drawing/2015/10/21/chartex" xmlns:cx3="http://schemas.microsoft.com/office/drawing/2016/5/9/chartex" xmlns:cx4="http://schemas.microsoft.com/office/drawing/2016/5/10/chartex" xmlns:cx5="http://schemas.microsoft.com/office/drawing/2016/5/11/chartex" xmlns:cx6="http://schemas.microsoft.com/office/drawing/2016/5/12/chartex" xmlns:cx7="http://schemas.microsoft.com/office/drawing/2016/5/13/chartex" xmlns:cx8="http://schemas.microsoft.com/office/drawing/2016/5/14/chartex" xmlns:mc="http://schemas.openxmlformats.org/markup-compatibility/2006" xmlns:aink="http://schemas.microsoft.com/office/drawing/2016/ink" xmlns:am3d="http://schemas.microsoft.com/office/drawing/2017/model3d" xmlns:o="urn:schemas-microsoft-com:office:office" xmlns:oel="http://schemas.microsoft.com/office/2019/extlst" xmlns:r="http://schemas.openxmlformats.org/officeDocument/2006/relationships" xmlns:m="http://schemas.openxmlformats.org/officeDocument/2006/math" xmlns:v="urn:schemas-microsoft-com:vml" xmlns:wp14="http://schemas.microsoft.com/office/word/2010/wordprocessingDrawing" xmlns:wp="http://schemas.openxmlformats.org/drawingml/2006/wordprocessingDrawing" xmlns:w10="urn:schemas-microsoft-com:office:word" xmlns:w="http://schemas.openxmlformats.org/wordprocessingml/2006/main" xmlns:w14="http://schemas.microsoft.com/office/word/2010/wordml" xmlns:w15="http://schemas.microsoft.com/office/word/2012/wordml" xmlns:w16cex="http://schemas.microsoft.com/office/word/2018/wordml/cex" xmlns:w16cid="http://schemas.microsoft.com/office/word/2016/wordml/cid" xmlns:w16="http://schemas.microsoft.com/office/word/2018/wordml" xmlns:w16du="http://schemas.microsoft.com/office/word/2023/wordml/word16du" xmlns:w16sdtdh="http://schemas.microsoft.com/office/word/2020/wordml/sdtdatahash" xmlns:w16sdtfl="http://schemas.microsoft.com/office/word/2024/wordml/sdtformatlock" xmlns:w16se="http://schemas.microsoft.com/office/word/2015/wordml/symex" xmlns:wpg="http://schemas.microsoft.com/office/word/2010/wordprocessingGroup" xmlns:wpi="http://schemas.microsoft.com/office/word/2010/wordprocessingInk" xmlns:wne="http://schemas.microsoft.com/office/word/2006/wordml" xmlns:wps="http://schemas.microsoft.com/office/word/2010/wordprocessingShape" mc:Ignorable="w14 w15 w16se w16cid w16 w16cex w16sdtdh w16sdtfl w16du wp14">
+<w:numbering xmlns:wpc="http://schemas.microsoft.com/office/word/2010/wordprocessingCanvas" xmlns:cx="http://schemas.microsoft.com/office/drawing/2014/chartex" xmlns:cx1="http://schemas.microsoft.com/office/drawing/2015/9/8/chartex" xmlns:cx2="http://schemas.microsoft.com/office/drawing/2015/10/21/chartex" xmlns:cx3="http://schemas.microsoft.com/office/drawing/2016/5/9/chartex" xmlns:cx4="http://schemas.microsoft.com/office/drawing/2016/5/10/chartex" xmlns:cx5="http://schemas.microsoft.com/office/drawing/2016/5/11/chartex" xmlns:cx6="http://schemas.microsoft.com/office/drawing/2016/5/12/chartex" xmlns:cx7="http://schemas.microsoft.com/office/drawing/2016/5/13/chartex" xmlns:cx8="http://schemas.microsoft.com/office/drawing/2016/5/14/chartex" xmlns:mc="http://schemas.openxmlformats.org/markup-compatibility/2006" xmlns:m="http://schemas.openxmlformats.org/officeDocument/2006/math" xmlns:aink="http://schemas.microsoft.com/office/drawing/2016/ink" xmlns:am3d="http://schemas.microsoft.com/office/drawing/2017/model3d" xmlns:oel="http://schemas.microsoft.com/office/2019/extlst" xmlns:r="http://schemas.openxmlformats.org/officeDocument/2006/relationships" xmlns:wp14="http://schemas.microsoft.com/office/word/2010/wordprocessingDrawing" xmlns:wp="http://schemas.openxmlformats.org/drawingml/2006/wordprocessingDrawing" xmlns:wpg="http://schemas.microsoft.com/office/word/2010/wordprocessingGroup" xmlns:wpi="http://schemas.microsoft.com/office/word/2010/wordprocessingInk" xmlns:wps="http://schemas.microsoft.com/office/word/2010/wordprocessingShape" xmlns:o="urn:schemas-microsoft-com:office:office" xmlns:v="urn:schemas-microsoft-com:vml" xmlns:w10="urn:schemas-microsoft-com:office:word" xmlns:w="http://schemas.openxmlformats.org/wordprocessingml/2006/main" xmlns:w14="http://schemas.microsoft.com/office/word/2010/wordml" xmlns:w15="http://schemas.microsoft.com/office/word/2012/wordml" xmlns:w16cei="http://schemas.microsoft.com/office/word/2026/wordml/cei" xmlns:w16cex="http://schemas.microsoft.com/office/word/2018/wordml/cex" xmlns:w16cid="http://schemas.microsoft.com/office/word/2016/wordml/cid" xmlns:w16="http://schemas.microsoft.com/office/word/2018/wordml" xmlns:w16sdtdh="http://schemas.microsoft.com/office/word/2020/wordml/sdtdatahash" xmlns:w16sdtfl="http://schemas.microsoft.com/office/word/2024/wordml/sdtformatlock" xmlns:w16se="http://schemas.microsoft.com/office/word/2015/wordml/symex" xmlns:w16du="http://schemas.microsoft.com/office/word/2023/wordml/word16du" xmlns:wne="http://schemas.microsoft.com/office/word/2006/wordml" mc:Ignorable="w14 w15 w16se w16cid w16 w16cex w16sdtdh w16sdtfl w16du wp14">
   <w:abstractNum w:abstractNumId="0" w15:restartNumberingAfterBreak="0">
     <w:nsid w:val="0D4A7234"/>
     <w:multiLevelType w:val="multilevel"/>
@@ -2105,7 +2374,7 @@
 </file>
 
 <file path=word/styles.xml><?xml version="1.0" encoding="utf-8"?>
-<w:styles xmlns:mc="http://schemas.openxmlformats.org/markup-compatibility/2006" xmlns:r="http://schemas.openxmlformats.org/officeDocument/2006/relationships" xmlns:w="http://schemas.openxmlformats.org/wordprocessingml/2006/main" xmlns:w14="http://schemas.microsoft.com/office/word/2010/wordml" xmlns:w15="http://schemas.microsoft.com/office/word/2012/wordml" xmlns:w16cex="http://schemas.microsoft.com/office/word/2018/wordml/cex" xmlns:w16cid="http://schemas.microsoft.com/office/word/2016/wordml/cid" xmlns:w16="http://schemas.microsoft.com/office/word/2018/wordml" xmlns:w16du="http://schemas.microsoft.com/office/word/2023/wordml/word16du" xmlns:w16sdtdh="http://schemas.microsoft.com/office/word/2020/wordml/sdtdatahash" xmlns:w16sdtfl="http://schemas.microsoft.com/office/word/2024/wordml/sdtformatlock" xmlns:w16se="http://schemas.microsoft.com/office/word/2015/wordml/symex" mc:Ignorable="w14 w15 w16se w16cid w16 w16cex w16sdtdh w16sdtfl w16du">
+<w:styles xmlns:mc="http://schemas.openxmlformats.org/markup-compatibility/2006" xmlns:r="http://schemas.openxmlformats.org/officeDocument/2006/relationships" xmlns:w="http://schemas.openxmlformats.org/wordprocessingml/2006/main" xmlns:w14="http://schemas.microsoft.com/office/word/2010/wordml" xmlns:w15="http://schemas.microsoft.com/office/word/2012/wordml" xmlns:w16cex="http://schemas.microsoft.com/office/word/2018/wordml/cex" xmlns:w16cid="http://schemas.microsoft.com/office/word/2016/wordml/cid" xmlns:w16="http://schemas.microsoft.com/office/word/2018/wordml" xmlns:w16sdtdh="http://schemas.microsoft.com/office/word/2020/wordml/sdtdatahash" xmlns:w16sdtfl="http://schemas.microsoft.com/office/word/2024/wordml/sdtformatlock" xmlns:w16se="http://schemas.microsoft.com/office/word/2015/wordml/symex" xmlns:w16du="http://schemas.microsoft.com/office/word/2023/wordml/word16du" mc:Ignorable="w14 w15 w16se w16cid w16 w16cex w16sdtdh w16sdtfl w16du">
   <w:docDefaults>
     <w:rPrDefault>
       <w:rPr>
